--- a/zaini_case_audit_output/outputs/word/documents/025_طلب اعادة فتح شكوى رقم 199058 المجلس الأعلى للقضاء ـ في 13-11-1445 ـ 21-05-2024..docx
+++ b/zaini_case_audit_output/outputs/word/documents/025_طلب اعادة فتح شكوى رقم 199058 المجلس الأعلى للقضاء ـ في 13-11-1445 ـ 21-05-2024..docx
@@ -53,6 +53,20 @@
         <w:t>[مخرج آلي / Script Output - سماوي]  [مخرج آلي يحتاج مراجعة بشرية - وردي]</w:t>
       </w:r>
     </w:p>
+    <w:p>
+      <w:pPr>
+        <w:jc w:val="right"/>
+        <w:bidi/>
+      </w:pPr>
+      <w:r>
+        <w:rPr>
+          <w:b w:val="0"/>
+          <w:i/>
+          <w:color w:val="C00000"/>
+        </w:rPr>
+        <w:t>[نص ممسوح OCR صُحِّح ترتيبه آلياً — قد يحتوي أخطاء طفيفة]</w:t>
+      </w:r>
+    </w:p>
     <w:p/>
     <w:p>
       <w:pPr>
@@ -64,7 +78,7 @@
           <w:b w:val="0"/>
           <w:i w:val="0"/>
         </w:rPr>
-        <w:t>الشكري الإلكترونية</w:t>
+        <w:t>ةينورتكلإلا يركشلا</w:t>
       </w:r>
     </w:p>
     <w:p>
@@ -116,7 +130,7 @@
           <w:b w:val="0"/>
           <w:i w:val="0"/>
         </w:rPr>
-        <w:t>مركز التواصل والدعم</w:t>
+        <w:t>معدلاو لصاوتلا زكرم</w:t>
       </w:r>
     </w:p>
     <w:p>
@@ -142,7 +156,7 @@
           <w:b w:val="0"/>
           <w:i w:val="0"/>
         </w:rPr>
-        <w:t>حالة الشكوى: تم معالجة الطلب</w:t>
+        <w:t>بلطلا ةجلاعم مت :ىوكشلا ةلاح</w:t>
       </w:r>
     </w:p>
     <w:p>
@@ -168,7 +182,7 @@
           <w:b w:val="0"/>
           <w:i w:val="0"/>
         </w:rPr>
-        <w:t>يوجد لديك طلب اعادة فتح مرسل وما زال تحت المراجعة</w:t>
+        <w:t>ةعجارملا تحت لاز امو لسرم حتف ةداعا بلط كيدل دجوي</w:t>
       </w:r>
     </w:p>
     <w:p>
@@ -181,7 +195,7 @@
           <w:b w:val="0"/>
           <w:i w:val="0"/>
         </w:rPr>
-        <w:t>تقييم الخدمة |</w:t>
+        <w:t>| ةمدخلا مييقت</w:t>
       </w:r>
     </w:p>
     <w:p>
@@ -194,7 +208,7 @@
           <w:b w:val="0"/>
           <w:i w:val="0"/>
         </w:rPr>
-        <w:t>نوع الطلب</w:t>
+        <w:t>بلطلا عون</w:t>
       </w:r>
     </w:p>
     <w:p>
@@ -311,7 +325,7 @@
           <w:b w:val="0"/>
           <w:i w:val="0"/>
         </w:rPr>
-        <w:t>الحالة</w:t>
+        <w:t>ةلاحلا</w:t>
       </w:r>
     </w:p>
     <w:p>
@@ -324,7 +338,7 @@
           <w:b w:val="0"/>
           <w:i w:val="0"/>
         </w:rPr>
-        <w:t>تحت المعالجة</w:t>
+        <w:t>ةجلاعملا تحت</w:t>
       </w:r>
     </w:p>
     <w:p>
